--- a/手机危机处理/手机使用约定（可打印签字版）.docx
+++ b/手机危机处理/手机使用约定（可打印签字版）.docx
@@ -39,7 +39,7 @@
           <w:color w:val="4A4038"/>
           <w:sz w:val="21"/>
         </w:rPr>
-        <w:t>为了让手机成为工具而不是主人，也为了一步步把手机的管理权交还给孩子自己，爸爸和孩子本着互相尊重、说到做到的原则，在老师的见证下，共同定下这份约定。规则由双方商量着定，孩子做到了就逐步放宽，直到孩子能完全自我管理、彻底取消管控。</w:t>
+        <w:t>为了让手机成为工具而不是主人，也为了一步步把手机的管理权交还给孩子自己，爸爸和孩子本着互相尊重、说到做到的原则，在老师的见证下，共同定下这份约定。规则由双方商量着定，孩子做到了就逐步放宽，直到孩子能完全自我管理、彻底取消管控。这份约定不只约束孩子，也同样约束爸爸——家长先以身作则，才谈得上跟孩子立规矩。</w:t>
       </w:r>
     </w:p>
     <w:p>
@@ -150,7 +150,7 @@
           <w:color w:val="B06A48"/>
           <w:sz w:val="26"/>
         </w:rPr>
-        <w:t>三、放宽与放手（只放宽白天时长，夜间锁屏不动）</w:t>
+        <w:t>三、放宽与放手（白纸黑字）</w:t>
       </w:r>
     </w:p>
     <w:p>
@@ -163,7 +163,7 @@
           <w:b w:val="0"/>
           <w:sz w:val="22"/>
         </w:rPr>
-        <w:t>· 连续做到 ________ 周，每天可用时长增加 ________；</w:t>
+        <w:t>· 松绑阶梯：每连续做到 1 个月，下个月每天可用时长增加 0.5 小时（从每天 5 小时起：5 → 5.5 → 6 …）。</w:t>
       </w:r>
     </w:p>
     <w:p>
@@ -176,7 +176,7 @@
           <w:b w:val="0"/>
           <w:sz w:val="22"/>
         </w:rPr>
-        <w:t>· 再连续做到 ________ 周，进一步放宽为 ________；</w:t>
+        <w:t>· 夜间 22:00–7:00 锁屏始终不变（保睡眠，不参与放宽）。</w:t>
       </w:r>
     </w:p>
     <w:p>
@@ -186,10 +186,10 @@
       <w:r>
         <w:rPr>
           <w:rFonts w:ascii="微软雅黑" w:hAnsi="微软雅黑" w:eastAsia="微软雅黑"/>
-          <w:b w:val="0"/>
+          <w:b/>
           <w:sz w:val="22"/>
         </w:rPr>
-        <w:t>· 待孩子能稳定自我管理后，整体关闭健康使用管控，手机完全交给孩子自己管理。</w:t>
+        <w:t>· 终点约定：目标为高一结束（放暑假）彻底关闭健康使用管控、手机完全交给孩子自己管理；前提是这一年按约定走、每月达标。</w:t>
       </w:r>
     </w:p>
     <w:p>
@@ -237,7 +237,7 @@
           <w:color w:val="B06A48"/>
           <w:sz w:val="26"/>
         </w:rPr>
-        <w:t>五、爸爸也要做到（双向约定）</w:t>
+        <w:t>五、家长自我约束（以身作则，双向对等）</w:t>
       </w:r>
     </w:p>
     <w:p>
@@ -247,10 +247,11 @@
       <w:r>
         <w:rPr>
           <w:rFonts w:ascii="微软雅黑" w:hAnsi="微软雅黑" w:eastAsia="微软雅黑"/>
-          <w:b w:val="0"/>
-          <w:sz w:val="22"/>
+          <w:b/>
+          <w:color w:val="8A4F33"/>
+          <w:sz w:val="21"/>
         </w:rPr>
-        <w:t>· 谈不拢时就事论事，不甩脸子、不冷战；</w:t>
+        <w:t>手机这事不只管孩子。爸爸先做到，才有资格跟孩子谈规矩——先管住自己的手机，再谈孩子的手机。</w:t>
       </w:r>
     </w:p>
     <w:p>
@@ -260,10 +261,94 @@
       <w:r>
         <w:rPr>
           <w:rFonts w:ascii="微软雅黑" w:hAnsi="微软雅黑" w:eastAsia="微软雅黑"/>
-          <w:b w:val="0"/>
+          <w:b/>
           <w:sz w:val="22"/>
         </w:rPr>
-        <w:t>· 若爸爸再用冷战方式对待孩子，孩子有权提醒，爸爸的承诺：____________________；</w:t>
+        <w:t>【家长要做到】</w:t>
+      </w:r>
+    </w:p>
+    <w:p>
+      <w:pPr>
+        <w:spacing w:after="40"/>
+        <w:ind w:left="283"/>
+      </w:pPr>
+      <w:r>
+        <w:rPr>
+          <w:rFonts w:ascii="微软雅黑" w:hAnsi="微软雅黑" w:eastAsia="微软雅黑"/>
+          <w:b w:val="0"/>
+          <w:sz w:val="21"/>
+        </w:rPr>
+        <w:t>· 用餐时，手机统一放到客厅固定位置，不刷；</w:t>
+      </w:r>
+    </w:p>
+    <w:p>
+      <w:pPr>
+        <w:spacing w:after="40"/>
+        <w:ind w:left="283"/>
+      </w:pPr>
+      <w:r>
+        <w:rPr>
+          <w:rFonts w:ascii="微软雅黑" w:hAnsi="微软雅黑" w:eastAsia="微软雅黑"/>
+          <w:b w:val="0"/>
+          <w:sz w:val="21"/>
+        </w:rPr>
+        <w:t>· 孩子学习 / 休息时，不在旁边刷视频、打游戏；</w:t>
+      </w:r>
+    </w:p>
+    <w:p>
+      <w:pPr>
+        <w:spacing w:after="40"/>
+        <w:ind w:left="283"/>
+      </w:pPr>
+      <w:r>
+        <w:rPr>
+          <w:rFonts w:ascii="微软雅黑" w:hAnsi="微软雅黑" w:eastAsia="微软雅黑"/>
+          <w:b w:val="0"/>
+          <w:sz w:val="21"/>
+        </w:rPr>
+        <w:t>· 睡前手机与孩子同步放到固定位置充电；</w:t>
+      </w:r>
+    </w:p>
+    <w:p>
+      <w:pPr>
+        <w:spacing w:after="40"/>
+        <w:ind w:left="283"/>
+      </w:pPr>
+      <w:r>
+        <w:rPr>
+          <w:rFonts w:ascii="微软雅黑" w:hAnsi="微软雅黑" w:eastAsia="微软雅黑"/>
+          <w:b w:val="0"/>
+          <w:sz w:val="21"/>
+        </w:rPr>
+        <w:t>· 孩子开口说话时，先放下手机听他说完；</w:t>
+      </w:r>
+    </w:p>
+    <w:p>
+      <w:pPr>
+        <w:spacing w:after="40"/>
+        <w:ind w:left="283"/>
+      </w:pPr>
+      <w:r>
+        <w:rPr>
+          <w:rFonts w:ascii="微软雅黑" w:hAnsi="微软雅黑" w:eastAsia="微软雅黑"/>
+          <w:b w:val="0"/>
+          <w:sz w:val="21"/>
+        </w:rPr>
+        <w:t>· 周末 / 节假日在家，减少娱乐刷屏，主动安排一起吃饭、散步、运动、看书等无手机活动；</w:t>
+      </w:r>
+    </w:p>
+    <w:p>
+      <w:pPr>
+        <w:spacing w:after="40"/>
+        <w:ind w:left="283"/>
+      </w:pPr>
+      <w:r>
+        <w:rPr>
+          <w:rFonts w:ascii="微软雅黑" w:hAnsi="微软雅黑" w:eastAsia="微软雅黑"/>
+          <w:b w:val="0"/>
+          <w:sz w:val="21"/>
+        </w:rPr>
+        <w:t>· 家里定一个固定位置统一存放手机，到点全家手机都放过去。</w:t>
       </w:r>
     </w:p>
     <w:p>
@@ -273,10 +358,110 @@
       <w:r>
         <w:rPr>
           <w:rFonts w:ascii="微软雅黑" w:hAnsi="微软雅黑" w:eastAsia="微软雅黑"/>
-          <w:b w:val="0"/>
+          <w:b/>
+          <w:color w:val="B06A48"/>
           <w:sz w:val="22"/>
         </w:rPr>
-        <w:t>· 孩子做到时，及时、具体地肯定；约定每月复盘一次，做得好就真的放宽。</w:t>
+        <w:t>【家长违约场景（出现即算）】</w:t>
+      </w:r>
+    </w:p>
+    <w:p>
+      <w:pPr>
+        <w:spacing w:after="40"/>
+        <w:ind w:left="283"/>
+      </w:pPr>
+      <w:r>
+        <w:rPr>
+          <w:rFonts w:ascii="微软雅黑" w:hAnsi="微软雅黑" w:eastAsia="微软雅黑"/>
+          <w:b w:val="0"/>
+          <w:sz w:val="21"/>
+        </w:rPr>
+        <w:t>· 用餐时、孩子学习时，当着孩子刷手机；</w:t>
+      </w:r>
+    </w:p>
+    <w:p>
+      <w:pPr>
+        <w:spacing w:after="40"/>
+        <w:ind w:left="283"/>
+      </w:pPr>
+      <w:r>
+        <w:rPr>
+          <w:rFonts w:ascii="微软雅黑" w:hAnsi="微软雅黑" w:eastAsia="微软雅黑"/>
+          <w:b w:val="0"/>
+          <w:sz w:val="21"/>
+        </w:rPr>
+        <w:t>· 睡前手机没放到固定位置（孩子放了，爸爸没放）；</w:t>
+      </w:r>
+    </w:p>
+    <w:p>
+      <w:pPr>
+        <w:spacing w:after="40"/>
+        <w:ind w:left="283"/>
+      </w:pPr>
+      <w:r>
+        <w:rPr>
+          <w:rFonts w:ascii="微软雅黑" w:hAnsi="微软雅黑" w:eastAsia="微软雅黑"/>
+          <w:b w:val="0"/>
+          <w:sz w:val="21"/>
+        </w:rPr>
+        <w:t>· 约定好的“全家无手机活动”故意爽约；</w:t>
+      </w:r>
+    </w:p>
+    <w:p>
+      <w:pPr>
+        <w:spacing w:after="40"/>
+        <w:ind w:left="283"/>
+      </w:pPr>
+      <w:r>
+        <w:rPr>
+          <w:rFonts w:ascii="微软雅黑" w:hAnsi="微软雅黑" w:eastAsia="微软雅黑"/>
+          <w:b w:val="0"/>
+          <w:sz w:val="21"/>
+        </w:rPr>
+        <w:t>· 又用冷战、甩脸子的方式对待孩子。</w:t>
+      </w:r>
+    </w:p>
+    <w:p>
+      <w:pPr>
+        <w:ind w:left="170"/>
+      </w:pPr>
+      <w:r>
+        <w:rPr>
+          <w:rFonts w:ascii="微软雅黑" w:hAnsi="微软雅黑" w:eastAsia="微软雅黑"/>
+          <w:b/>
+          <w:color w:val="B06A48"/>
+          <w:sz w:val="22"/>
+        </w:rPr>
+        <w:t>【违约怎么办（与孩子对等）】</w:t>
+      </w:r>
+    </w:p>
+    <w:p>
+      <w:pPr>
+        <w:spacing w:after="40"/>
+        <w:ind w:left="283"/>
+      </w:pPr>
+      <w:r>
+        <w:rPr>
+          <w:rFonts w:ascii="微软雅黑" w:hAnsi="微软雅黑" w:eastAsia="微软雅黑"/>
+          <w:b w:val="0"/>
+          <w:sz w:val="21"/>
+        </w:rPr>
+        <w:t>行动补偿：违约一次，爸爸陪孩子做一件他想做的事（一顿他爱吃的 / 打一场球 / 看一场电影 / 兑现一个合理请求）；一个月累计超过 3 次，孩子可兑换一次合理额外时长或一个正当要求。</w:t>
+      </w:r>
+    </w:p>
+    <w:p>
+      <w:pPr>
+        <w:spacing w:after="80"/>
+        <w:ind w:left="283"/>
+      </w:pPr>
+      <w:r>
+        <w:rPr>
+          <w:rFonts w:ascii="微软雅黑" w:hAnsi="微软雅黑" w:eastAsia="微软雅黑"/>
+          <w:b w:val="0"/>
+          <w:color w:val="9A8F83"/>
+          <w:sz w:val="20"/>
+        </w:rPr>
+        <w:t>原则：当场认、不找借口、不恼羞成怒；罚的是行为，不否定人——跟孩子同一套标准。</w:t>
       </w:r>
     </w:p>
     <w:p>
@@ -370,7 +555,7 @@
           <w:color w:val="9A8F83"/>
           <w:sz w:val="20"/>
         </w:rPr>
-        <w:t>备注：本约定一个月后三方一起复盘，做得好即按第三条放宽；不合适的地方随时坐下来商量修改。门一直开着。</w:t>
+        <w:t>备注：三方每月一起复盘一次——这个月连续做到，下个月起每天 +0.5 小时（自 ____________ 起算）；夜间 22:00–7:00 锁屏在高一结束彻底放开前始终不变。目标：高一结束（2027 年暑假）彻底关闭健康管控、手机完全自主管理。不合适的地方随时坐下来商量修改，门一直开着。</w:t>
       </w:r>
     </w:p>
     <w:sectPr>
